--- a/Prototype1/HideAR_IP1_Testing_Plan.docx
+++ b/Prototype1/HideAR_IP1_Testing_Plan.docx
@@ -225,7 +225,7 @@
         <w:gridCol w:w="576"/>
         <w:gridCol w:w="648"/>
         <w:gridCol w:w="792"/>
-        <w:gridCol w:w="720"/>
+        <w:gridCol w:w="759"/>
         <w:gridCol w:w="792"/>
         <w:gridCol w:w="879"/>
         <w:gridCol w:w="792"/>
@@ -445,6 +445,13 @@
             <w:pPr>
               <w:spacing w:after="0"/>
             </w:pPr>
+            <w:r>
+              <w:rPr>
+                <w:rFonts w:ascii="Apple Color Emoji" w:hAnsi="Apple Color Emoji" w:cs="Apple Color Emoji" w:hint="eastAsia"/>
+                <w:lang w:eastAsia="zh-CN"/>
+              </w:rPr>
+              <w:t>✅</w:t>
+            </w:r>
           </w:p>
         </w:tc>
         <w:tc>
@@ -455,7 +462,15 @@
           <w:p>
             <w:pPr>
               <w:spacing w:after="0"/>
+              <w:ind w:firstLineChars="50" w:firstLine="105"/>
             </w:pPr>
+            <w:r>
+              <w:rPr>
+                <w:rFonts w:ascii="Apple Color Emoji" w:hAnsi="Apple Color Emoji" w:cs="Apple Color Emoji" w:hint="eastAsia"/>
+                <w:lang w:eastAsia="zh-CN"/>
+              </w:rPr>
+              <w:t>✅</w:t>
+            </w:r>
           </w:p>
         </w:tc>
         <w:tc>
@@ -466,7 +481,31 @@
           <w:p>
             <w:pPr>
               <w:spacing w:after="0"/>
+              <w:rPr>
+                <w:rFonts w:hint="eastAsia"/>
+                <w:lang w:eastAsia="zh-CN"/>
+              </w:rPr>
             </w:pPr>
+            <w:r>
+              <w:rPr>
+                <w:lang w:eastAsia="zh-CN"/>
+              </w:rPr>
+              <w:t>L</w:t>
+            </w:r>
+            <w:r>
+              <w:rPr>
+                <w:rFonts w:hint="eastAsia"/>
+                <w:lang w:eastAsia="zh-CN"/>
+              </w:rPr>
+              <w:t>ess than 10</w:t>
+            </w:r>
+            <w:r>
+              <w:rPr>
+                <w:rFonts w:hint="eastAsia"/>
+                <w:lang w:eastAsia="zh-CN"/>
+              </w:rPr>
+              <w:t>s</w:t>
+            </w:r>
           </w:p>
         </w:tc>
         <w:tc>
@@ -477,7 +516,18 @@
           <w:p>
             <w:pPr>
               <w:spacing w:after="0"/>
+              <w:rPr>
+                <w:rFonts w:hint="eastAsia"/>
+                <w:lang w:eastAsia="zh-CN"/>
+              </w:rPr>
             </w:pPr>
+            <w:r>
+              <w:rPr>
+                <w:rFonts w:hint="eastAsia"/>
+                <w:lang w:eastAsia="zh-CN"/>
+              </w:rPr>
+              <w:t>0</w:t>
+            </w:r>
           </w:p>
         </w:tc>
         <w:tc>
@@ -488,7 +538,18 @@
           <w:p>
             <w:pPr>
               <w:spacing w:after="0"/>
+              <w:rPr>
+                <w:rFonts w:hint="eastAsia"/>
+                <w:lang w:eastAsia="zh-CN"/>
+              </w:rPr>
             </w:pPr>
+            <w:r>
+              <w:rPr>
+                <w:rFonts w:hint="eastAsia"/>
+                <w:lang w:eastAsia="zh-CN"/>
+              </w:rPr>
+              <w:t>0</w:t>
+            </w:r>
           </w:p>
         </w:tc>
         <w:tc>
@@ -499,7 +560,18 @@
           <w:p>
             <w:pPr>
               <w:spacing w:after="0"/>
+              <w:rPr>
+                <w:rFonts w:hint="eastAsia"/>
+                <w:lang w:eastAsia="zh-CN"/>
+              </w:rPr>
             </w:pPr>
+            <w:r>
+              <w:rPr>
+                <w:rFonts w:hint="eastAsia"/>
+                <w:lang w:eastAsia="zh-CN"/>
+              </w:rPr>
+              <w:t>3</w:t>
+            </w:r>
           </w:p>
         </w:tc>
         <w:tc>
@@ -510,7 +582,18 @@
           <w:p>
             <w:pPr>
               <w:spacing w:after="0"/>
+              <w:rPr>
+                <w:rFonts w:hint="eastAsia"/>
+                <w:lang w:eastAsia="zh-CN"/>
+              </w:rPr>
             </w:pPr>
+            <w:r>
+              <w:rPr>
+                <w:rFonts w:hint="eastAsia"/>
+                <w:lang w:eastAsia="zh-CN"/>
+              </w:rPr>
+              <w:t>4</w:t>
+            </w:r>
           </w:p>
         </w:tc>
         <w:tc>
@@ -522,6 +605,9 @@
             <w:pPr>
               <w:spacing w:after="0"/>
             </w:pPr>
+            <w:r>
+              <w:t>You can add a screen capture image at the end to prove that this has been completed.</w:t>
+            </w:r>
           </w:p>
         </w:tc>
       </w:tr>
@@ -555,6 +641,13 @@
             <w:pPr>
               <w:spacing w:after="0"/>
             </w:pPr>
+            <w:r>
+              <w:rPr>
+                <w:rFonts w:ascii="Apple Color Emoji" w:hAnsi="Apple Color Emoji" w:cs="Apple Color Emoji"/>
+                <w:lang w:eastAsia="zh-CN"/>
+              </w:rPr>
+              <w:t>✅</w:t>
+            </w:r>
           </w:p>
         </w:tc>
         <w:tc>
@@ -565,7 +658,19 @@
           <w:p>
             <w:pPr>
               <w:spacing w:after="0"/>
+              <w:ind w:firstLineChars="50" w:firstLine="105"/>
+              <w:rPr>
+                <w:rFonts w:hint="eastAsia"/>
+                <w:lang w:eastAsia="zh-CN"/>
+              </w:rPr>
             </w:pPr>
+            <w:r>
+              <w:rPr>
+                <w:rFonts w:ascii="Apple Color Emoji" w:hAnsi="Apple Color Emoji" w:cs="Apple Color Emoji" w:hint="eastAsia"/>
+                <w:lang w:eastAsia="zh-CN"/>
+              </w:rPr>
+              <w:t>❌</w:t>
+            </w:r>
           </w:p>
         </w:tc>
         <w:tc>
@@ -576,7 +681,53 @@
           <w:p>
             <w:pPr>
               <w:spacing w:after="0"/>
+              <w:rPr>
+                <w:lang w:eastAsia="zh-CN"/>
+              </w:rPr>
             </w:pPr>
+            <w:r>
+              <w:rPr>
+                <w:lang w:eastAsia="zh-CN"/>
+              </w:rPr>
+              <w:t>L</w:t>
+            </w:r>
+            <w:r>
+              <w:rPr>
+                <w:rFonts w:hint="eastAsia"/>
+                <w:lang w:eastAsia="zh-CN"/>
+              </w:rPr>
+              <w:t>ess</w:t>
+            </w:r>
+            <w:r>
+              <w:rPr>
+                <w:lang w:eastAsia="zh-CN"/>
+              </w:rPr>
+              <w:br/>
+              <w:t>than</w:t>
+            </w:r>
+            <w:r>
+              <w:rPr>
+                <w:rFonts w:hint="eastAsia"/>
+                <w:lang w:eastAsia="zh-CN"/>
+              </w:rPr>
+              <w:t xml:space="preserve"> </w:t>
+            </w:r>
+          </w:p>
+          <w:p>
+            <w:pPr>
+              <w:spacing w:after="0"/>
+              <w:rPr>
+                <w:rFonts w:hint="eastAsia"/>
+                <w:lang w:eastAsia="zh-CN"/>
+              </w:rPr>
+            </w:pPr>
+            <w:r>
+              <w:rPr>
+                <w:rFonts w:hint="eastAsia"/>
+                <w:lang w:eastAsia="zh-CN"/>
+              </w:rPr>
+              <w:t>10s</w:t>
+            </w:r>
           </w:p>
         </w:tc>
         <w:tc>
@@ -587,7 +738,18 @@
           <w:p>
             <w:pPr>
               <w:spacing w:after="0"/>
+              <w:rPr>
+                <w:rFonts w:hint="eastAsia"/>
+                <w:lang w:eastAsia="zh-CN"/>
+              </w:rPr>
             </w:pPr>
+            <w:r>
+              <w:rPr>
+                <w:rFonts w:hint="eastAsia"/>
+                <w:lang w:eastAsia="zh-CN"/>
+              </w:rPr>
+              <w:t>11</w:t>
+            </w:r>
           </w:p>
         </w:tc>
         <w:tc>
@@ -598,7 +760,18 @@
           <w:p>
             <w:pPr>
               <w:spacing w:after="0"/>
+              <w:rPr>
+                <w:rFonts w:hint="eastAsia"/>
+                <w:lang w:eastAsia="zh-CN"/>
+              </w:rPr>
             </w:pPr>
+            <w:r>
+              <w:rPr>
+                <w:rFonts w:hint="eastAsia"/>
+                <w:lang w:eastAsia="zh-CN"/>
+              </w:rPr>
+              <w:t>4</w:t>
+            </w:r>
           </w:p>
         </w:tc>
         <w:tc>
@@ -609,7 +782,18 @@
           <w:p>
             <w:pPr>
               <w:spacing w:after="0"/>
+              <w:rPr>
+                <w:rFonts w:hint="eastAsia"/>
+                <w:lang w:eastAsia="zh-CN"/>
+              </w:rPr>
             </w:pPr>
+            <w:r>
+              <w:rPr>
+                <w:rFonts w:hint="eastAsia"/>
+                <w:lang w:eastAsia="zh-CN"/>
+              </w:rPr>
+              <w:t>4</w:t>
+            </w:r>
           </w:p>
         </w:tc>
         <w:tc>
@@ -620,7 +804,18 @@
           <w:p>
             <w:pPr>
               <w:spacing w:after="0"/>
+              <w:rPr>
+                <w:rFonts w:hint="eastAsia"/>
+                <w:lang w:eastAsia="zh-CN"/>
+              </w:rPr>
             </w:pPr>
+            <w:r>
+              <w:rPr>
+                <w:rFonts w:hint="eastAsia"/>
+                <w:lang w:eastAsia="zh-CN"/>
+              </w:rPr>
+              <w:t>3</w:t>
+            </w:r>
           </w:p>
         </w:tc>
         <w:tc>
@@ -632,6 +827,9 @@
             <w:pPr>
               <w:spacing w:after="0"/>
             </w:pPr>
+            <w:r>
+              <w:t>The function for searching for items is not yet fully developed. The reset button is too small and cannot be pressed at all.</w:t>
+            </w:r>
           </w:p>
         </w:tc>
       </w:tr>
@@ -665,6 +863,13 @@
             <w:pPr>
               <w:spacing w:after="0"/>
             </w:pPr>
+            <w:r>
+              <w:rPr>
+                <w:rFonts w:ascii="Apple Color Emoji" w:hAnsi="Apple Color Emoji" w:cs="Apple Color Emoji"/>
+                <w:lang w:eastAsia="zh-CN"/>
+              </w:rPr>
+              <w:t>✅</w:t>
+            </w:r>
           </w:p>
         </w:tc>
         <w:tc>
@@ -676,6 +881,13 @@
             <w:pPr>
               <w:spacing w:after="0"/>
             </w:pPr>
+            <w:r>
+              <w:rPr>
+                <w:rFonts w:ascii="Apple Color Emoji" w:hAnsi="Apple Color Emoji" w:cs="Apple Color Emoji"/>
+                <w:lang w:eastAsia="zh-CN"/>
+              </w:rPr>
+              <w:t>❌</w:t>
+            </w:r>
           </w:p>
         </w:tc>
         <w:tc>
@@ -686,7 +898,49 @@
           <w:p>
             <w:pPr>
               <w:spacing w:after="0"/>
+              <w:rPr>
+                <w:lang w:eastAsia="zh-CN"/>
+              </w:rPr>
             </w:pPr>
+            <w:r>
+              <w:rPr>
+                <w:lang w:eastAsia="zh-CN"/>
+              </w:rPr>
+              <w:t>L</w:t>
+            </w:r>
+            <w:r>
+              <w:rPr>
+                <w:rFonts w:hint="eastAsia"/>
+                <w:lang w:eastAsia="zh-CN"/>
+              </w:rPr>
+              <w:t>ess</w:t>
+            </w:r>
+            <w:r>
+              <w:rPr>
+                <w:lang w:eastAsia="zh-CN"/>
+              </w:rPr>
+              <w:br/>
+              <w:t>than</w:t>
+            </w:r>
+            <w:r>
+              <w:rPr>
+                <w:rFonts w:hint="eastAsia"/>
+                <w:lang w:eastAsia="zh-CN"/>
+              </w:rPr>
+              <w:t xml:space="preserve"> </w:t>
+            </w:r>
+          </w:p>
+          <w:p>
+            <w:pPr>
+              <w:spacing w:after="0"/>
+            </w:pPr>
+            <w:r>
+              <w:rPr>
+                <w:rFonts w:hint="eastAsia"/>
+                <w:lang w:eastAsia="zh-CN"/>
+              </w:rPr>
+              <w:t>10s</w:t>
+            </w:r>
           </w:p>
         </w:tc>
         <w:tc>
@@ -697,7 +951,18 @@
           <w:p>
             <w:pPr>
               <w:spacing w:after="0"/>
+              <w:rPr>
+                <w:rFonts w:hint="eastAsia"/>
+                <w:lang w:eastAsia="zh-CN"/>
+              </w:rPr>
             </w:pPr>
+            <w:r>
+              <w:rPr>
+                <w:rFonts w:hint="eastAsia"/>
+                <w:lang w:eastAsia="zh-CN"/>
+              </w:rPr>
+              <w:t>6</w:t>
+            </w:r>
           </w:p>
         </w:tc>
         <w:tc>
@@ -708,7 +973,18 @@
           <w:p>
             <w:pPr>
               <w:spacing w:after="0"/>
+              <w:rPr>
+                <w:rFonts w:hint="eastAsia"/>
+                <w:lang w:eastAsia="zh-CN"/>
+              </w:rPr>
             </w:pPr>
+            <w:r>
+              <w:rPr>
+                <w:rFonts w:hint="eastAsia"/>
+                <w:lang w:eastAsia="zh-CN"/>
+              </w:rPr>
+              <w:t>5</w:t>
+            </w:r>
           </w:p>
         </w:tc>
         <w:tc>
@@ -719,7 +995,18 @@
           <w:p>
             <w:pPr>
               <w:spacing w:after="0"/>
+              <w:rPr>
+                <w:rFonts w:hint="eastAsia"/>
+                <w:lang w:eastAsia="zh-CN"/>
+              </w:rPr>
             </w:pPr>
+            <w:r>
+              <w:rPr>
+                <w:rFonts w:hint="eastAsia"/>
+                <w:lang w:eastAsia="zh-CN"/>
+              </w:rPr>
+              <w:t>3</w:t>
+            </w:r>
           </w:p>
         </w:tc>
         <w:tc>
@@ -730,7 +1017,18 @@
           <w:p>
             <w:pPr>
               <w:spacing w:after="0"/>
+              <w:rPr>
+                <w:rFonts w:hint="eastAsia"/>
+                <w:lang w:eastAsia="zh-CN"/>
+              </w:rPr>
             </w:pPr>
+            <w:r>
+              <w:rPr>
+                <w:rFonts w:hint="eastAsia"/>
+                <w:lang w:eastAsia="zh-CN"/>
+              </w:rPr>
+              <w:t>3</w:t>
+            </w:r>
           </w:p>
         </w:tc>
         <w:tc>
@@ -742,6 +1040,9 @@
             <w:pPr>
               <w:spacing w:after="0"/>
             </w:pPr>
+            <w:r>
+              <w:t>The dinosaurs hidden behind the obstacles would normally be blocked by objects according to the real rules. However, when I moved and changed positions, this did not happen.</w:t>
+            </w:r>
           </w:p>
         </w:tc>
       </w:tr>
@@ -775,6 +1076,13 @@
             <w:pPr>
               <w:spacing w:after="0"/>
             </w:pPr>
+            <w:r>
+              <w:rPr>
+                <w:rFonts w:ascii="Apple Color Emoji" w:hAnsi="Apple Color Emoji" w:cs="Apple Color Emoji"/>
+                <w:lang w:eastAsia="zh-CN"/>
+              </w:rPr>
+              <w:t>✅</w:t>
+            </w:r>
           </w:p>
         </w:tc>
         <w:tc>
@@ -786,6 +1094,13 @@
             <w:pPr>
               <w:spacing w:after="0"/>
             </w:pPr>
+            <w:r>
+              <w:rPr>
+                <w:rFonts w:ascii="Apple Color Emoji" w:hAnsi="Apple Color Emoji" w:cs="Apple Color Emoji"/>
+                <w:lang w:eastAsia="zh-CN"/>
+              </w:rPr>
+              <w:t>❌</w:t>
+            </w:r>
           </w:p>
         </w:tc>
         <w:tc>
@@ -796,7 +1111,23 @@
           <w:p>
             <w:pPr>
               <w:spacing w:after="0"/>
+              <w:rPr>
+                <w:rFonts w:hint="eastAsia"/>
+              </w:rPr>
             </w:pPr>
+            <w:r>
+              <w:rPr>
+                <w:lang w:eastAsia="zh-CN"/>
+              </w:rPr>
+              <w:t>A</w:t>
+            </w:r>
+            <w:r>
+              <w:rPr>
+                <w:rFonts w:hint="eastAsia"/>
+                <w:lang w:eastAsia="zh-CN"/>
+              </w:rPr>
+              <w:t>bout 15s</w:t>
+            </w:r>
           </w:p>
         </w:tc>
         <w:tc>
@@ -807,7 +1138,18 @@
           <w:p>
             <w:pPr>
               <w:spacing w:after="0"/>
+              <w:rPr>
+                <w:rFonts w:hint="eastAsia"/>
+                <w:lang w:eastAsia="zh-CN"/>
+              </w:rPr>
             </w:pPr>
+            <w:r>
+              <w:rPr>
+                <w:rFonts w:hint="eastAsia"/>
+                <w:lang w:eastAsia="zh-CN"/>
+              </w:rPr>
+              <w:t>3</w:t>
+            </w:r>
           </w:p>
         </w:tc>
         <w:tc>
@@ -818,7 +1160,18 @@
           <w:p>
             <w:pPr>
               <w:spacing w:after="0"/>
+              <w:rPr>
+                <w:rFonts w:hint="eastAsia"/>
+                <w:lang w:eastAsia="zh-CN"/>
+              </w:rPr>
             </w:pPr>
+            <w:r>
+              <w:rPr>
+                <w:rFonts w:hint="eastAsia"/>
+                <w:lang w:eastAsia="zh-CN"/>
+              </w:rPr>
+              <w:t>5</w:t>
+            </w:r>
           </w:p>
         </w:tc>
         <w:tc>
@@ -829,7 +1182,18 @@
           <w:p>
             <w:pPr>
               <w:spacing w:after="0"/>
+              <w:rPr>
+                <w:rFonts w:hint="eastAsia"/>
+                <w:lang w:eastAsia="zh-CN"/>
+              </w:rPr>
             </w:pPr>
+            <w:r>
+              <w:rPr>
+                <w:rFonts w:hint="eastAsia"/>
+                <w:lang w:eastAsia="zh-CN"/>
+              </w:rPr>
+              <w:t>4</w:t>
+            </w:r>
           </w:p>
         </w:tc>
         <w:tc>
@@ -840,7 +1204,18 @@
           <w:p>
             <w:pPr>
               <w:spacing w:after="0"/>
+              <w:rPr>
+                <w:rFonts w:hint="eastAsia"/>
+                <w:lang w:eastAsia="zh-CN"/>
+              </w:rPr>
             </w:pPr>
+            <w:r>
+              <w:rPr>
+                <w:rFonts w:hint="eastAsia"/>
+                <w:lang w:eastAsia="zh-CN"/>
+              </w:rPr>
+              <w:t>4</w:t>
+            </w:r>
           </w:p>
         </w:tc>
         <w:tc>
@@ -852,6 +1227,9 @@
             <w:pPr>
               <w:spacing w:after="0"/>
             </w:pPr>
+            <w:r>
+              <w:t>More functions and models can be added to make the search more interesting.</w:t>
+            </w:r>
           </w:p>
         </w:tc>
       </w:tr>
@@ -885,6 +1263,13 @@
             <w:pPr>
               <w:spacing w:after="0"/>
             </w:pPr>
+            <w:r>
+              <w:rPr>
+                <w:rFonts w:ascii="Apple Color Emoji" w:hAnsi="Apple Color Emoji" w:cs="Apple Color Emoji"/>
+                <w:lang w:eastAsia="zh-CN"/>
+              </w:rPr>
+              <w:t>✅</w:t>
+            </w:r>
           </w:p>
         </w:tc>
         <w:tc>
@@ -896,6 +1281,13 @@
             <w:pPr>
               <w:spacing w:after="0"/>
             </w:pPr>
+            <w:r>
+              <w:rPr>
+                <w:rFonts w:ascii="Apple Color Emoji" w:hAnsi="Apple Color Emoji" w:cs="Apple Color Emoji"/>
+                <w:lang w:eastAsia="zh-CN"/>
+              </w:rPr>
+              <w:t>✅</w:t>
+            </w:r>
           </w:p>
         </w:tc>
         <w:tc>
@@ -906,7 +1298,18 @@
           <w:p>
             <w:pPr>
               <w:spacing w:after="0"/>
+              <w:rPr>
+                <w:rFonts w:hint="eastAsia"/>
+                <w:lang w:eastAsia="zh-CN"/>
+              </w:rPr>
             </w:pPr>
+            <w:r>
+              <w:rPr>
+                <w:rFonts w:hint="eastAsia"/>
+                <w:lang w:eastAsia="zh-CN"/>
+              </w:rPr>
+              <w:t>20s</w:t>
+            </w:r>
           </w:p>
         </w:tc>
         <w:tc>
@@ -917,7 +1320,18 @@
           <w:p>
             <w:pPr>
               <w:spacing w:after="0"/>
+              <w:rPr>
+                <w:rFonts w:hint="eastAsia"/>
+                <w:lang w:eastAsia="zh-CN"/>
+              </w:rPr>
             </w:pPr>
+            <w:r>
+              <w:rPr>
+                <w:rFonts w:hint="eastAsia"/>
+                <w:lang w:eastAsia="zh-CN"/>
+              </w:rPr>
+              <w:t>0</w:t>
+            </w:r>
           </w:p>
         </w:tc>
         <w:tc>
@@ -928,7 +1342,18 @@
           <w:p>
             <w:pPr>
               <w:spacing w:after="0"/>
+              <w:rPr>
+                <w:rFonts w:hint="eastAsia"/>
+                <w:lang w:eastAsia="zh-CN"/>
+              </w:rPr>
             </w:pPr>
+            <w:r>
+              <w:rPr>
+                <w:rFonts w:hint="eastAsia"/>
+                <w:lang w:eastAsia="zh-CN"/>
+              </w:rPr>
+              <w:t>0</w:t>
+            </w:r>
           </w:p>
         </w:tc>
         <w:tc>
@@ -939,7 +1364,18 @@
           <w:p>
             <w:pPr>
               <w:spacing w:after="0"/>
+              <w:rPr>
+                <w:rFonts w:hint="eastAsia"/>
+                <w:lang w:eastAsia="zh-CN"/>
+              </w:rPr>
             </w:pPr>
+            <w:r>
+              <w:rPr>
+                <w:rFonts w:hint="eastAsia"/>
+                <w:lang w:eastAsia="zh-CN"/>
+              </w:rPr>
+              <w:t>5</w:t>
+            </w:r>
           </w:p>
         </w:tc>
         <w:tc>
@@ -950,7 +1386,18 @@
           <w:p>
             <w:pPr>
               <w:spacing w:after="0"/>
+              <w:rPr>
+                <w:rFonts w:hint="eastAsia"/>
+                <w:lang w:eastAsia="zh-CN"/>
+              </w:rPr>
             </w:pPr>
+            <w:r>
+              <w:rPr>
+                <w:rFonts w:hint="eastAsia"/>
+                <w:lang w:eastAsia="zh-CN"/>
+              </w:rPr>
+              <w:t>3</w:t>
+            </w:r>
           </w:p>
         </w:tc>
         <w:tc>
@@ -962,6 +1409,9 @@
             <w:pPr>
               <w:spacing w:after="0"/>
             </w:pPr>
+            <w:r>
+              <w:t>I think the people we found were too easy to locate. We could add some other features to make it even more difficult for the searchers to find them.</w:t>
+            </w:r>
           </w:p>
         </w:tc>
       </w:tr>
@@ -1108,6 +1558,7 @@
           <w:b/>
           <w:sz w:val="20"/>
         </w:rPr>
+        <w:lastRenderedPageBreak/>
         <w:t>5. Reset (15 seconds)</w:t>
       </w:r>
     </w:p>
